--- a/Docs/Summary/胡阳_个人总结.docx
+++ b/Docs/Summary/胡阳_个人总结.docx
@@ -6,6 +6,693 @@
       <w:pPr>
         <w:jc w:val="center"/>
         <w:rPr>
+          <w:rFonts w:hint="eastAsia" w:asciiTheme="minorEastAsia" w:hAnsiTheme="minorEastAsia"/>
+          <w:b/>
+          <w:sz w:val="28"/>
+          <w:szCs w:val="28"/>
+        </w:rPr>
+      </w:pPr>
+      <w:r>
+        <w:rPr>
+          <w:rFonts w:asciiTheme="minorEastAsia" w:hAnsiTheme="minorEastAsia"/>
+          <w:sz w:val="28"/>
+          <w:szCs w:val="28"/>
+        </w:rPr>
+        <mc:AlternateContent>
+          <mc:Choice Requires="wpc">
+            <w:drawing>
+              <wp:inline distT="0" distB="0" distL="0" distR="0">
+                <wp:extent cx="2619375" cy="581025"/>
+                <wp:effectExtent l="0" t="0" r="9525" b="3175"/>
+                <wp:docPr id="3" name="画布 3"/>
+                <wp:cNvGraphicFramePr/>
+                <a:graphic xmlns:a="http://schemas.openxmlformats.org/drawingml/2006/main">
+                  <a:graphicData uri="http://schemas.microsoft.com/office/word/2010/wordprocessingCanvas">
+                    <wpc:wpc>
+                      <wpc:bg>
+                        <a:noFill/>
+                      </wpc:bg>
+                      <wpc:whole/>
+                      <pic:pic xmlns:pic="http://schemas.openxmlformats.org/drawingml/2006/picture">
+                        <pic:nvPicPr>
+                          <pic:cNvPr id="2" name="Picture 6"/>
+                          <pic:cNvPicPr>
+                            <a:picLocks noChangeAspect="1" noChangeArrowheads="1"/>
+                          </pic:cNvPicPr>
+                        </pic:nvPicPr>
+                        <pic:blipFill>
+                          <a:blip r:embed="rId4">
+                            <a:extLst>
+                              <a:ext uri="{28A0092B-C50C-407E-A947-70E740481C1C}">
+                                <a14:useLocalDpi xmlns:a14="http://schemas.microsoft.com/office/drawing/2010/main" val="0"/>
+                              </a:ext>
+                            </a:extLst>
+                          </a:blip>
+                          <a:srcRect/>
+                          <a:stretch>
+                            <a:fillRect/>
+                          </a:stretch>
+                        </pic:blipFill>
+                        <pic:spPr>
+                          <a:xfrm>
+                            <a:off x="0" y="0"/>
+                            <a:ext cx="2621975" cy="577225"/>
+                          </a:xfrm>
+                          <a:prstGeom prst="rect">
+                            <a:avLst/>
+                          </a:prstGeom>
+                          <a:noFill/>
+                        </pic:spPr>
+                      </pic:pic>
+                    </wpc:wpc>
+                  </a:graphicData>
+                </a:graphic>
+              </wp:inline>
+            </w:drawing>
+          </mc:Choice>
+          <mc:Fallback>
+            <w:pict>
+              <v:group id="_x0000_s1026" o:spid="_x0000_s1026" o:spt="203" style="height:45.75pt;width:206.25pt;" coordsize="2619375,581025" editas="canvas" o:gfxdata="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">
+                <o:lock v:ext="edit" aspectratio="f"/>
+                <v:shape id="_x0000_s1026" o:spid="_x0000_s1026" style="position:absolute;left:0;top:0;height:581025;width:2619375;" filled="f" stroked="f" coordsize="21600,21600" o:gfxdata="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">
+                  <v:fill on="f" focussize="0,0"/>
+                  <v:stroke on="f"/>
+                  <v:imagedata o:title=""/>
+                  <o:lock v:ext="edit" aspectratio="f"/>
+                </v:shape>
+                <v:shape id="Picture 6" o:spid="_x0000_s1026" o:spt="75" type="#_x0000_t75" style="position:absolute;left:0;top:0;height:577225;width:2621975;" filled="f" o:preferrelative="t" stroked="f" coordsize="21600,21600" o:gfxdata="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">
+                  <v:fill on="f" focussize="0,0"/>
+                  <v:stroke on="f"/>
+                  <v:imagedata r:id="rId4" o:title=""/>
+                  <o:lock v:ext="edit" aspectratio="t"/>
+                </v:shape>
+                <w10:wrap type="none"/>
+                <w10:anchorlock/>
+              </v:group>
+            </w:pict>
+          </mc:Fallback>
+        </mc:AlternateContent>
+      </w:r>
+    </w:p>
+    <w:p>
+      <w:pPr>
+        <w:jc w:val="center"/>
+        <w:rPr>
+          <w:rFonts w:hint="eastAsia" w:asciiTheme="minorEastAsia" w:hAnsiTheme="minorEastAsia"/>
+          <w:b/>
+          <w:bCs/>
+          <w:sz w:val="28"/>
+          <w:szCs w:val="28"/>
+        </w:rPr>
+      </w:pPr>
+      <w:r>
+        <w:rPr>
+          <w:rFonts w:hint="eastAsia" w:asciiTheme="minorEastAsia" w:hAnsiTheme="minorEastAsia"/>
+          <w:b/>
+          <w:bCs/>
+          <w:sz w:val="28"/>
+          <w:szCs w:val="28"/>
+        </w:rPr>
+        <w:t xml:space="preserve">  </w:t>
+      </w:r>
+    </w:p>
+    <w:p>
+      <w:pPr>
+        <w:jc w:val="distribute"/>
+        <w:rPr>
+          <w:rFonts w:hint="eastAsia" w:asciiTheme="minorEastAsia" w:hAnsiTheme="minorEastAsia"/>
+          <w:b/>
+          <w:bCs/>
+          <w:sz w:val="28"/>
+          <w:szCs w:val="28"/>
+        </w:rPr>
+      </w:pPr>
+      <w:r>
+        <w:rPr>
+          <w:rFonts w:hint="eastAsia" w:asciiTheme="minorEastAsia" w:hAnsiTheme="minorEastAsia"/>
+          <w:b/>
+          <w:bCs/>
+          <w:sz w:val="28"/>
+          <w:szCs w:val="28"/>
+        </w:rPr>
+        <w:t>本科生课程作业</w:t>
+      </w:r>
+    </w:p>
+    <w:p>
+      <w:pPr>
+        <w:jc w:val="center"/>
+        <w:rPr>
+          <w:rFonts w:hint="eastAsia" w:asciiTheme="minorEastAsia" w:hAnsiTheme="minorEastAsia"/>
+          <w:b/>
+          <w:sz w:val="28"/>
+          <w:szCs w:val="28"/>
+        </w:rPr>
+      </w:pPr>
+    </w:p>
+    <w:p>
+      <w:pPr>
+        <w:rPr>
+          <w:rFonts w:hint="eastAsia" w:asciiTheme="minorEastAsia" w:hAnsiTheme="minorEastAsia"/>
+          <w:b/>
+          <w:sz w:val="28"/>
+          <w:szCs w:val="28"/>
+        </w:rPr>
+      </w:pPr>
+      <w:r>
+        <w:rPr>
+          <w:rFonts w:asciiTheme="minorEastAsia" w:hAnsiTheme="minorEastAsia"/>
+          <w:sz w:val="28"/>
+          <w:szCs w:val="28"/>
+        </w:rPr>
+        <w:drawing>
+          <wp:anchor distT="0" distB="0" distL="114300" distR="114300" simplePos="0" relativeHeight="251660288" behindDoc="0" locked="0" layoutInCell="1" allowOverlap="1">
+            <wp:simplePos x="0" y="0"/>
+            <wp:positionH relativeFrom="margin">
+              <wp:align>center</wp:align>
+            </wp:positionH>
+            <wp:positionV relativeFrom="paragraph">
+              <wp:posOffset>30480</wp:posOffset>
+            </wp:positionV>
+            <wp:extent cx="1371600" cy="1285240"/>
+            <wp:effectExtent l="0" t="0" r="0" b="10160"/>
+            <wp:wrapNone/>
+            <wp:docPr id="1" name="图片 1" descr="徽标, 公司名称&#10;&#10;描述已自动生成"/>
+            <wp:cNvGraphicFramePr>
+              <a:graphicFrameLocks xmlns:a="http://schemas.openxmlformats.org/drawingml/2006/main" noChangeAspect="1"/>
+            </wp:cNvGraphicFramePr>
+            <a:graphic xmlns:a="http://schemas.openxmlformats.org/drawingml/2006/main">
+              <a:graphicData uri="http://schemas.openxmlformats.org/drawingml/2006/picture">
+                <pic:pic xmlns:pic="http://schemas.openxmlformats.org/drawingml/2006/picture">
+                  <pic:nvPicPr>
+                    <pic:cNvPr id="1" name="图片 1" descr="徽标, 公司名称&#10;&#10;描述已自动生成"/>
+                    <pic:cNvPicPr>
+                      <a:picLocks noChangeAspect="1" noChangeArrowheads="1"/>
+                    </pic:cNvPicPr>
+                  </pic:nvPicPr>
+                  <pic:blipFill>
+                    <a:blip r:embed="rId5">
+                      <a:extLst>
+                        <a:ext uri="{28A0092B-C50C-407E-A947-70E740481C1C}">
+                          <a14:useLocalDpi xmlns:a14="http://schemas.microsoft.com/office/drawing/2010/main" val="0"/>
+                        </a:ext>
+                      </a:extLst>
+                    </a:blip>
+                    <a:srcRect/>
+                    <a:stretch>
+                      <a:fillRect/>
+                    </a:stretch>
+                  </pic:blipFill>
+                  <pic:spPr>
+                    <a:xfrm>
+                      <a:off x="0" y="0"/>
+                      <a:ext cx="1371600" cy="1285240"/>
+                    </a:xfrm>
+                    <a:prstGeom prst="rect">
+                      <a:avLst/>
+                    </a:prstGeom>
+                    <a:solidFill>
+                      <a:srgbClr val="000000"/>
+                    </a:solidFill>
+                  </pic:spPr>
+                </pic:pic>
+              </a:graphicData>
+            </a:graphic>
+          </wp:anchor>
+        </w:drawing>
+      </w:r>
+    </w:p>
+    <w:p>
+      <w:pPr>
+        <w:rPr>
+          <w:rFonts w:hint="eastAsia" w:asciiTheme="minorEastAsia" w:hAnsiTheme="minorEastAsia"/>
+          <w:b/>
+          <w:sz w:val="28"/>
+          <w:szCs w:val="28"/>
+        </w:rPr>
+      </w:pPr>
+    </w:p>
+    <w:p>
+      <w:pPr>
+        <w:rPr>
+          <w:rFonts w:hint="eastAsia" w:asciiTheme="minorEastAsia" w:hAnsiTheme="minorEastAsia"/>
+          <w:b/>
+          <w:sz w:val="28"/>
+          <w:szCs w:val="28"/>
+        </w:rPr>
+      </w:pPr>
+    </w:p>
+    <w:p>
+      <w:pPr>
+        <w:ind w:firstLine="1687" w:firstLineChars="600"/>
+        <w:rPr>
+          <w:rFonts w:hint="eastAsia" w:asciiTheme="minorEastAsia" w:hAnsiTheme="minorEastAsia"/>
+          <w:b/>
+          <w:sz w:val="28"/>
+          <w:szCs w:val="28"/>
+        </w:rPr>
+      </w:pPr>
+    </w:p>
+    <w:p>
+      <w:pPr>
+        <w:ind w:firstLine="1687" w:firstLineChars="600"/>
+        <w:rPr>
+          <w:rFonts w:hint="eastAsia" w:asciiTheme="minorEastAsia" w:hAnsiTheme="minorEastAsia"/>
+          <w:b/>
+          <w:sz w:val="28"/>
+          <w:szCs w:val="28"/>
+        </w:rPr>
+      </w:pPr>
+    </w:p>
+    <w:p>
+      <w:pPr>
+        <w:ind w:firstLine="281" w:firstLineChars="100"/>
+        <w:jc w:val="both"/>
+        <w:rPr>
+          <w:rFonts w:hint="eastAsia" w:asciiTheme="minorEastAsia" w:hAnsiTheme="minorEastAsia"/>
+          <w:b/>
+          <w:sz w:val="28"/>
+          <w:szCs w:val="28"/>
+          <w:u w:val="single"/>
+        </w:rPr>
+      </w:pPr>
+      <w:r>
+        <w:rPr>
+          <w:rFonts w:hint="eastAsia" w:asciiTheme="minorEastAsia" w:hAnsiTheme="minorEastAsia"/>
+          <w:b/>
+          <w:sz w:val="28"/>
+          <w:szCs w:val="28"/>
+        </w:rPr>
+        <w:t xml:space="preserve">题   </w:t>
+      </w:r>
+      <w:r>
+        <w:rPr>
+          <w:rFonts w:asciiTheme="minorEastAsia" w:hAnsiTheme="minorEastAsia"/>
+          <w:b/>
+          <w:sz w:val="28"/>
+          <w:szCs w:val="28"/>
+        </w:rPr>
+        <w:t xml:space="preserve"> </w:t>
+      </w:r>
+      <w:r>
+        <w:rPr>
+          <w:rFonts w:hint="eastAsia" w:asciiTheme="minorEastAsia" w:hAnsiTheme="minorEastAsia"/>
+          <w:b/>
+          <w:sz w:val="28"/>
+          <w:szCs w:val="28"/>
+        </w:rPr>
+        <w:t xml:space="preserve">目 </w:t>
+      </w:r>
+      <w:r>
+        <w:rPr>
+          <w:rFonts w:hint="eastAsia" w:asciiTheme="minorEastAsia" w:hAnsiTheme="minorEastAsia"/>
+          <w:b/>
+          <w:sz w:val="28"/>
+          <w:szCs w:val="28"/>
+          <w:u w:val="single"/>
+        </w:rPr>
+        <w:t xml:space="preserve"> </w:t>
+      </w:r>
+      <w:r>
+        <w:rPr>
+          <w:rFonts w:hint="default" w:asciiTheme="minorEastAsia" w:hAnsiTheme="minorEastAsia" w:eastAsiaTheme="minorEastAsia" w:cstheme="minorBidi"/>
+          <w:b/>
+          <w:kern w:val="2"/>
+          <w:sz w:val="28"/>
+          <w:szCs w:val="28"/>
+          <w:u w:val="single"/>
+          <w:lang w:val="en-US" w:eastAsia="zh-CN" w:bidi="ar-SA"/>
+        </w:rPr>
+        <w:t>“智能在线编程练习平台”个人项目总结报告</w:t>
+      </w:r>
+      <w:r>
+        <w:rPr>
+          <w:rFonts w:hint="eastAsia" w:asciiTheme="minorEastAsia" w:hAnsiTheme="minorEastAsia"/>
+          <w:b/>
+          <w:sz w:val="28"/>
+          <w:szCs w:val="28"/>
+          <w:u w:val="single"/>
+        </w:rPr>
+        <w:t xml:space="preserve">                                                                             </w:t>
+      </w:r>
+    </w:p>
+    <w:p>
+      <w:pPr>
+        <w:spacing w:line="720" w:lineRule="auto"/>
+        <w:ind w:firstLine="275" w:firstLineChars="98"/>
+        <w:jc w:val="left"/>
+        <w:rPr>
+          <w:rFonts w:hint="eastAsia" w:asciiTheme="minorEastAsia" w:hAnsiTheme="minorEastAsia"/>
+          <w:b/>
+          <w:sz w:val="28"/>
+          <w:szCs w:val="28"/>
+          <w:u w:val="single"/>
+        </w:rPr>
+      </w:pPr>
+      <w:r>
+        <w:rPr>
+          <w:rFonts w:hint="eastAsia" w:asciiTheme="minorEastAsia" w:hAnsiTheme="minorEastAsia"/>
+          <w:b/>
+          <w:sz w:val="28"/>
+          <w:szCs w:val="28"/>
+        </w:rPr>
+        <w:t xml:space="preserve">课 程 名 </w:t>
+      </w:r>
+      <w:r>
+        <w:rPr>
+          <w:rFonts w:hint="eastAsia" w:asciiTheme="minorEastAsia" w:hAnsiTheme="minorEastAsia"/>
+          <w:b/>
+          <w:sz w:val="28"/>
+          <w:szCs w:val="28"/>
+          <w:u w:val="single"/>
+        </w:rPr>
+        <w:t xml:space="preserve">  </w:t>
+      </w:r>
+      <w:r>
+        <w:rPr>
+          <w:rFonts w:hint="eastAsia" w:asciiTheme="minorEastAsia" w:hAnsiTheme="minorEastAsia"/>
+          <w:b/>
+          <w:sz w:val="28"/>
+          <w:szCs w:val="28"/>
+          <w:u w:val="single"/>
+          <w:lang w:val="en-US" w:eastAsia="zh-CN"/>
+        </w:rPr>
+        <w:t>软件项目综合实践</w:t>
+      </w:r>
+      <w:r>
+        <w:rPr>
+          <w:rFonts w:hint="eastAsia" w:asciiTheme="minorEastAsia" w:hAnsiTheme="minorEastAsia"/>
+          <w:b/>
+          <w:sz w:val="28"/>
+          <w:szCs w:val="28"/>
+          <w:u w:val="single"/>
+        </w:rPr>
+        <w:t xml:space="preserve">                                                                     </w:t>
+      </w:r>
+    </w:p>
+    <w:p>
+      <w:pPr>
+        <w:spacing w:line="720" w:lineRule="auto"/>
+        <w:ind w:firstLine="275" w:firstLineChars="98"/>
+        <w:rPr>
+          <w:rFonts w:hint="eastAsia" w:asciiTheme="minorEastAsia" w:hAnsiTheme="minorEastAsia"/>
+          <w:b/>
+          <w:sz w:val="28"/>
+          <w:szCs w:val="28"/>
+          <w:u w:val="single"/>
+        </w:rPr>
+      </w:pPr>
+      <w:r>
+        <w:rPr>
+          <w:rFonts w:hint="eastAsia" w:asciiTheme="minorEastAsia" w:hAnsiTheme="minorEastAsia"/>
+          <w:b/>
+          <w:sz w:val="28"/>
+          <w:szCs w:val="28"/>
+        </w:rPr>
+        <w:t xml:space="preserve">任课教师 </w:t>
+      </w:r>
+      <w:r>
+        <w:rPr>
+          <w:rFonts w:hint="eastAsia" w:asciiTheme="minorEastAsia" w:hAnsiTheme="minorEastAsia"/>
+          <w:b/>
+          <w:sz w:val="28"/>
+          <w:szCs w:val="28"/>
+          <w:u w:val="single"/>
+        </w:rPr>
+        <w:t xml:space="preserve">   </w:t>
+      </w:r>
+      <w:r>
+        <w:rPr>
+          <w:rFonts w:hint="eastAsia" w:asciiTheme="minorEastAsia" w:hAnsiTheme="minorEastAsia"/>
+          <w:b/>
+          <w:sz w:val="28"/>
+          <w:szCs w:val="28"/>
+          <w:u w:val="single"/>
+          <w:lang w:val="en-US" w:eastAsia="zh-CN"/>
+        </w:rPr>
+        <w:t>杨波</w:t>
+      </w:r>
+      <w:r>
+        <w:rPr>
+          <w:rFonts w:hint="eastAsia" w:asciiTheme="minorEastAsia" w:hAnsiTheme="minorEastAsia"/>
+          <w:b/>
+          <w:sz w:val="28"/>
+          <w:szCs w:val="28"/>
+          <w:u w:val="single"/>
+        </w:rPr>
+        <w:t xml:space="preserve">                                                        </w:t>
+      </w:r>
+    </w:p>
+    <w:p>
+      <w:pPr>
+        <w:spacing w:line="720" w:lineRule="auto"/>
+        <w:ind w:firstLine="275" w:firstLineChars="98"/>
+        <w:rPr>
+          <w:rFonts w:hint="eastAsia" w:asciiTheme="minorEastAsia" w:hAnsiTheme="minorEastAsia"/>
+          <w:b/>
+          <w:sz w:val="28"/>
+          <w:szCs w:val="28"/>
+          <w:u w:val="single"/>
+        </w:rPr>
+      </w:pPr>
+      <w:r>
+        <w:rPr>
+          <w:rFonts w:hint="eastAsia" w:asciiTheme="minorEastAsia" w:hAnsiTheme="minorEastAsia"/>
+          <w:b/>
+          <w:sz w:val="28"/>
+          <w:szCs w:val="28"/>
+        </w:rPr>
+        <w:t xml:space="preserve">学    院 </w:t>
+      </w:r>
+      <w:r>
+        <w:rPr>
+          <w:rFonts w:hint="eastAsia" w:asciiTheme="minorEastAsia" w:hAnsiTheme="minorEastAsia"/>
+          <w:b/>
+          <w:sz w:val="28"/>
+          <w:szCs w:val="28"/>
+          <w:u w:val="single"/>
+        </w:rPr>
+        <w:t xml:space="preserve">    软件学院                                                                         </w:t>
+      </w:r>
+    </w:p>
+    <w:p>
+      <w:pPr>
+        <w:spacing w:line="720" w:lineRule="auto"/>
+        <w:ind w:firstLine="275" w:firstLineChars="98"/>
+        <w:rPr>
+          <w:rFonts w:hint="eastAsia" w:asciiTheme="minorEastAsia" w:hAnsiTheme="minorEastAsia"/>
+          <w:b/>
+          <w:sz w:val="28"/>
+          <w:szCs w:val="28"/>
+        </w:rPr>
+      </w:pPr>
+      <w:r>
+        <w:rPr>
+          <w:rFonts w:hint="eastAsia" w:asciiTheme="minorEastAsia" w:hAnsiTheme="minorEastAsia"/>
+          <w:b/>
+          <w:sz w:val="28"/>
+          <w:szCs w:val="28"/>
+        </w:rPr>
+        <w:t xml:space="preserve">专    业 </w:t>
+      </w:r>
+      <w:r>
+        <w:rPr>
+          <w:rFonts w:hint="eastAsia" w:asciiTheme="minorEastAsia" w:hAnsiTheme="minorEastAsia"/>
+          <w:b/>
+          <w:sz w:val="28"/>
+          <w:szCs w:val="28"/>
+          <w:u w:val="single"/>
+        </w:rPr>
+        <w:t xml:space="preserve">    软件工程               </w:t>
+      </w:r>
+      <w:bookmarkStart w:id="0" w:name="_GoBack"/>
+      <w:bookmarkEnd w:id="0"/>
+      <w:r>
+        <w:rPr>
+          <w:rFonts w:hint="eastAsia" w:asciiTheme="minorEastAsia" w:hAnsiTheme="minorEastAsia"/>
+          <w:b/>
+          <w:sz w:val="28"/>
+          <w:szCs w:val="28"/>
+          <w:u w:val="single"/>
+        </w:rPr>
+        <w:t xml:space="preserve">                                                     </w:t>
+      </w:r>
+    </w:p>
+    <w:p>
+      <w:pPr>
+        <w:spacing w:line="720" w:lineRule="auto"/>
+        <w:ind w:firstLine="275" w:firstLineChars="98"/>
+        <w:rPr>
+          <w:rFonts w:hint="eastAsia" w:asciiTheme="minorEastAsia" w:hAnsiTheme="minorEastAsia"/>
+          <w:b/>
+          <w:sz w:val="28"/>
+          <w:szCs w:val="28"/>
+        </w:rPr>
+      </w:pPr>
+      <w:r>
+        <w:rPr>
+          <w:rFonts w:hint="eastAsia" w:asciiTheme="minorEastAsia" w:hAnsiTheme="minorEastAsia"/>
+          <w:b/>
+          <w:sz w:val="28"/>
+          <w:szCs w:val="28"/>
+        </w:rPr>
+        <w:t xml:space="preserve">学生姓名 </w:t>
+      </w:r>
+      <w:r>
+        <w:rPr>
+          <w:rFonts w:hint="eastAsia" w:asciiTheme="minorEastAsia" w:hAnsiTheme="minorEastAsia"/>
+          <w:b/>
+          <w:sz w:val="28"/>
+          <w:szCs w:val="28"/>
+          <w:u w:val="single"/>
+        </w:rPr>
+        <w:t xml:space="preserve">     胡阳                                                         </w:t>
+      </w:r>
+    </w:p>
+    <w:p>
+      <w:pPr>
+        <w:widowControl/>
+        <w:ind w:firstLine="281" w:firstLineChars="100"/>
+        <w:jc w:val="left"/>
+        <w:rPr>
+          <w:rFonts w:hint="eastAsia" w:asciiTheme="minorEastAsia" w:hAnsiTheme="minorEastAsia"/>
+          <w:b/>
+          <w:sz w:val="28"/>
+          <w:szCs w:val="28"/>
+        </w:rPr>
+      </w:pPr>
+      <w:r>
+        <w:rPr>
+          <w:rFonts w:hint="eastAsia" w:asciiTheme="minorEastAsia" w:hAnsiTheme="minorEastAsia"/>
+          <w:b/>
+          <w:sz w:val="28"/>
+          <w:szCs w:val="28"/>
+        </w:rPr>
+        <w:t xml:space="preserve">学    号 </w:t>
+      </w:r>
+      <w:r>
+        <w:rPr>
+          <w:rFonts w:hint="eastAsia" w:asciiTheme="minorEastAsia" w:hAnsiTheme="minorEastAsia"/>
+          <w:b/>
+          <w:sz w:val="28"/>
+          <w:szCs w:val="28"/>
+          <w:u w:val="single"/>
+        </w:rPr>
+        <w:t xml:space="preserve"> 2023141461174  </w:t>
+      </w:r>
+      <w:r>
+        <w:rPr>
+          <w:rFonts w:asciiTheme="minorEastAsia" w:hAnsiTheme="minorEastAsia"/>
+          <w:b/>
+          <w:sz w:val="28"/>
+          <w:szCs w:val="28"/>
+          <w:u w:val="single"/>
+        </w:rPr>
+        <w:t xml:space="preserve">   </w:t>
+      </w:r>
+      <w:r>
+        <w:rPr>
+          <w:rFonts w:hint="eastAsia" w:asciiTheme="minorEastAsia" w:hAnsiTheme="minorEastAsia"/>
+          <w:b/>
+          <w:sz w:val="28"/>
+          <w:szCs w:val="28"/>
+          <w:u w:val="single"/>
+        </w:rPr>
+        <w:t xml:space="preserve">     </w:t>
+      </w:r>
+      <w:r>
+        <w:rPr>
+          <w:rFonts w:asciiTheme="minorEastAsia" w:hAnsiTheme="minorEastAsia"/>
+          <w:b/>
+          <w:sz w:val="28"/>
+          <w:szCs w:val="28"/>
+          <w:u w:val="single"/>
+        </w:rPr>
+        <w:t xml:space="preserve">     </w:t>
+      </w:r>
+      <w:r>
+        <w:rPr>
+          <w:rFonts w:hint="eastAsia" w:asciiTheme="minorEastAsia" w:hAnsiTheme="minorEastAsia"/>
+          <w:b/>
+          <w:sz w:val="28"/>
+          <w:szCs w:val="28"/>
+        </w:rPr>
+        <w:t>年级</w:t>
+      </w:r>
+      <w:r>
+        <w:rPr>
+          <w:rFonts w:hint="eastAsia" w:asciiTheme="minorEastAsia" w:hAnsiTheme="minorEastAsia"/>
+          <w:b/>
+          <w:sz w:val="28"/>
+          <w:szCs w:val="28"/>
+          <w:u w:val="single"/>
+        </w:rPr>
+        <w:t xml:space="preserve">   2023级</w:t>
+      </w:r>
+      <w:r>
+        <w:rPr>
+          <w:rFonts w:asciiTheme="minorEastAsia" w:hAnsiTheme="minorEastAsia"/>
+          <w:b/>
+          <w:sz w:val="28"/>
+          <w:szCs w:val="28"/>
+          <w:u w:val="single"/>
+        </w:rPr>
+        <w:t xml:space="preserve">  </w:t>
+      </w:r>
+      <w:r>
+        <w:rPr>
+          <w:rFonts w:hint="eastAsia" w:asciiTheme="minorEastAsia" w:hAnsiTheme="minorEastAsia"/>
+          <w:b/>
+          <w:sz w:val="28"/>
+          <w:szCs w:val="28"/>
+          <w:u w:val="single"/>
+        </w:rPr>
+        <w:t xml:space="preserve">      </w:t>
+      </w:r>
+      <w:r>
+        <w:rPr>
+          <w:rFonts w:asciiTheme="minorEastAsia" w:hAnsiTheme="minorEastAsia"/>
+          <w:b/>
+          <w:sz w:val="28"/>
+          <w:szCs w:val="28"/>
+          <w:u w:val="single"/>
+        </w:rPr>
+        <w:t xml:space="preserve"> </w:t>
+      </w:r>
+      <w:r>
+        <w:rPr>
+          <w:rFonts w:hint="eastAsia" w:asciiTheme="minorEastAsia" w:hAnsiTheme="minorEastAsia"/>
+          <w:b/>
+          <w:sz w:val="28"/>
+          <w:szCs w:val="28"/>
+          <w:u w:val="single"/>
+        </w:rPr>
+        <w:t xml:space="preserve">    </w:t>
+      </w:r>
+      <w:r>
+        <w:rPr>
+          <w:rFonts w:asciiTheme="minorEastAsia" w:hAnsiTheme="minorEastAsia"/>
+          <w:b/>
+          <w:sz w:val="28"/>
+          <w:szCs w:val="28"/>
+          <w:u w:val="single"/>
+        </w:rPr>
+        <w:t xml:space="preserve"> </w:t>
+      </w:r>
+      <w:r>
+        <w:rPr>
+          <w:rFonts w:hint="eastAsia" w:asciiTheme="minorEastAsia" w:hAnsiTheme="minorEastAsia"/>
+          <w:b/>
+          <w:sz w:val="28"/>
+          <w:szCs w:val="28"/>
+          <w:u w:val="single"/>
+        </w:rPr>
+        <w:t xml:space="preserve">    </w:t>
+      </w:r>
+    </w:p>
+    <w:p>
+      <w:pPr>
+        <w:ind w:firstLine="281" w:firstLineChars="100"/>
+        <w:rPr>
           <w:rFonts w:hint="default" w:eastAsiaTheme="minorEastAsia"/>
           <w:b/>
           <w:bCs/>
@@ -16,6 +703,90 @@
       </w:pPr>
       <w:r>
         <w:rPr>
+          <w:rFonts w:hint="eastAsia" w:asciiTheme="minorEastAsia" w:hAnsiTheme="minorEastAsia"/>
+          <w:b/>
+          <w:sz w:val="28"/>
+          <w:szCs w:val="28"/>
+        </w:rPr>
+        <w:t xml:space="preserve">完成时间 </w:t>
+      </w:r>
+      <w:r>
+        <w:rPr>
+          <w:rFonts w:hint="eastAsia" w:asciiTheme="minorEastAsia" w:hAnsiTheme="minorEastAsia"/>
+          <w:b/>
+          <w:sz w:val="28"/>
+          <w:szCs w:val="28"/>
+          <w:u w:val="single"/>
+        </w:rPr>
+        <w:t xml:space="preserve">  202</w:t>
+      </w:r>
+      <w:r>
+        <w:rPr>
+          <w:rFonts w:hint="eastAsia" w:asciiTheme="minorEastAsia" w:hAnsiTheme="minorEastAsia"/>
+          <w:b/>
+          <w:sz w:val="28"/>
+          <w:szCs w:val="28"/>
+          <w:u w:val="single"/>
+          <w:lang w:val="en-US" w:eastAsia="zh-CN"/>
+        </w:rPr>
+        <w:t>6</w:t>
+      </w:r>
+      <w:r>
+        <w:rPr>
+          <w:rFonts w:hint="eastAsia" w:asciiTheme="minorEastAsia" w:hAnsiTheme="minorEastAsia"/>
+          <w:b/>
+          <w:sz w:val="28"/>
+          <w:szCs w:val="28"/>
+          <w:u w:val="single"/>
+        </w:rPr>
+        <w:t>年</w:t>
+      </w:r>
+      <w:r>
+        <w:rPr>
+          <w:rFonts w:hint="eastAsia" w:asciiTheme="minorEastAsia" w:hAnsiTheme="minorEastAsia"/>
+          <w:b/>
+          <w:sz w:val="28"/>
+          <w:szCs w:val="28"/>
+          <w:u w:val="single"/>
+          <w:lang w:val="en-US" w:eastAsia="zh-CN"/>
+        </w:rPr>
+        <w:t>6</w:t>
+      </w:r>
+      <w:r>
+        <w:rPr>
+          <w:rFonts w:hint="eastAsia" w:asciiTheme="minorEastAsia" w:hAnsiTheme="minorEastAsia"/>
+          <w:b/>
+          <w:sz w:val="28"/>
+          <w:szCs w:val="28"/>
+          <w:u w:val="single"/>
+        </w:rPr>
+        <w:t>月</w:t>
+      </w:r>
+      <w:r>
+        <w:rPr>
+          <w:rFonts w:hint="eastAsia" w:asciiTheme="minorEastAsia" w:hAnsiTheme="minorEastAsia"/>
+          <w:b/>
+          <w:sz w:val="28"/>
+          <w:szCs w:val="28"/>
+          <w:u w:val="single"/>
+          <w:lang w:val="en-US" w:eastAsia="zh-CN"/>
+        </w:rPr>
+        <w:t>3</w:t>
+      </w:r>
+      <w:r>
+        <w:rPr>
+          <w:rFonts w:hint="eastAsia" w:asciiTheme="minorEastAsia" w:hAnsiTheme="minorEastAsia"/>
+          <w:b/>
+          <w:sz w:val="28"/>
+          <w:szCs w:val="28"/>
+          <w:u w:val="single"/>
+        </w:rPr>
+        <w:t xml:space="preserve">日                               </w:t>
+      </w:r>
+    </w:p>
+    <w:p>
+      <w:pPr>
+        <w:rPr>
           <w:rFonts w:hint="default" w:eastAsiaTheme="minorEastAsia"/>
           <w:b/>
           <w:bCs/>
@@ -23,6 +794,40 @@
           <w:szCs w:val="32"/>
           <w:lang w:val="en-US" w:eastAsia="zh-CN"/>
         </w:rPr>
+      </w:pPr>
+      <w:r>
+        <w:rPr>
+          <w:rFonts w:hint="default" w:eastAsiaTheme="minorEastAsia"/>
+          <w:b/>
+          <w:bCs/>
+          <w:sz w:val="32"/>
+          <w:szCs w:val="32"/>
+          <w:lang w:val="en-US" w:eastAsia="zh-CN"/>
+        </w:rPr>
+        <w:br w:type="page"/>
+      </w:r>
+    </w:p>
+    <w:p>
+      <w:pPr>
+        <w:jc w:val="center"/>
+        <w:rPr>
+          <w:rFonts w:hint="default" w:eastAsiaTheme="minorEastAsia"/>
+          <w:b/>
+          <w:bCs/>
+          <w:sz w:val="32"/>
+          <w:szCs w:val="32"/>
+          <w:lang w:val="en-US" w:eastAsia="zh-CN"/>
+        </w:rPr>
+      </w:pPr>
+      <w:r>
+        <w:rPr>
+          <w:rFonts w:hint="default" w:eastAsiaTheme="minorEastAsia"/>
+          <w:b/>
+          <w:bCs/>
+          <w:sz w:val="32"/>
+          <w:szCs w:val="32"/>
+          <w:lang w:val="en-US" w:eastAsia="zh-CN"/>
+        </w:rPr>
         <w:t>“智能在线编程练习平台”个人项目总结报告</w:t>
       </w:r>
     </w:p>
@@ -80,8 +885,6 @@
         </w:rPr>
         <w:t>1. 项目基本情况</w:t>
       </w:r>
-      <w:bookmarkStart w:id="0" w:name="_GoBack"/>
-      <w:bookmarkEnd w:id="0"/>
     </w:p>
     <w:p>
       <w:pPr>
@@ -738,19 +1541,12 @@
     </w:p>
     <w:p>
       <w:pPr>
-        <w:jc w:val="right"/>
-        <w:rPr>
-          <w:rFonts w:hint="default" w:eastAsiaTheme="minorEastAsia"/>
-          <w:lang w:val="en-US" w:eastAsia="zh-CN"/>
-        </w:rPr>
-      </w:pPr>
-      <w:r>
-        <w:rPr>
-          <w:rFonts w:hint="default" w:eastAsiaTheme="minorEastAsia"/>
-          <w:lang w:val="en-US" w:eastAsia="zh-CN"/>
-        </w:rPr>
-        <w:t>日期：2026年5月31日</w:t>
-      </w:r>
+        <w:jc w:val="center"/>
+        <w:rPr>
+          <w:rFonts w:hint="default" w:eastAsiaTheme="minorEastAsia"/>
+          <w:lang w:val="en-US" w:eastAsia="zh-CN"/>
+        </w:rPr>
+      </w:pPr>
     </w:p>
     <w:sectPr>
       <w:pgSz w:w="11906" w:h="16838"/>
@@ -1305,4 +2101,21 @@
   </a:themeElements>
   <a:objectDefaults/>
 </a:theme>
+</file>
+
+<file path=customXml/item1.xml><?xml version="1.0" encoding="utf-8"?>
+<s:customData xmlns="http://www.wps.cn/officeDocument/2013/wpsCustomData" xmlns:s="http://www.wps.cn/officeDocument/2013/wpsCustomData">
+  <customSectProps/>
+  <customShpExts>
+    <customShpInfo spid="_x0000_s1026" textRotate="1"/>
+  </customShpExts>
+</s:customData>
+</file>
+
+<file path=customXml/itemProps1.xml><?xml version="1.0" encoding="utf-8"?>
+<ds:datastoreItem xmlns:ds="http://schemas.openxmlformats.org/officeDocument/2006/customXml" ds:itemID="{B1977F7D-205B-4081-913C-38D41E755F92}">
+  <ds:schemaRefs>
+    <ds:schemaRef ds:uri="http://www.wps.cn/officeDocument/2013/wpsCustomData"/>
+  </ds:schemaRefs>
+</ds:datastoreItem>
 </file>